--- a/Informe de Pasantias/LISTA DE EQUIPOS EN DIRECCIÓN MÉDICA.docx
+++ b/Informe de Pasantias/LISTA DE EQUIPOS EN DIRECCIÓN MÉDICA.docx
@@ -1,6 +1,6 @@
 
 <file path=word/document.xml><?xml version="1.0" encoding="utf-8"?>
-<w:document xmlns:wpc="http://schemas.microsoft.com/office/word/2010/wordprocessingCanvas" xmlns:cx="http://schemas.microsoft.com/office/drawing/2014/chartex" xmlns:cx1="http://schemas.microsoft.com/office/drawing/2015/9/8/chartex" xmlns:cx2="http://schemas.microsoft.com/office/drawing/2015/10/21/chartex" xmlns:cx3="http://schemas.microsoft.com/office/drawing/2016/5/9/chartex" xmlns:cx4="http://schemas.microsoft.com/office/drawing/2016/5/10/chartex" xmlns:cx5="http://schemas.microsoft.com/office/drawing/2016/5/11/chartex" xmlns:cx6="http://schemas.microsoft.com/office/drawing/2016/5/12/chartex" xmlns:cx7="http://schemas.microsoft.com/office/drawing/2016/5/13/chartex" xmlns:cx8="http://schemas.microsoft.com/office/drawing/2016/5/14/chartex" xmlns:mc="http://schemas.openxmlformats.org/markup-compatibility/2006" xmlns:aink="http://schemas.microsoft.com/office/drawing/2016/ink" xmlns:am3d="http://schemas.microsoft.com/office/drawing/2017/model3d" xmlns:o="urn:schemas-microsoft-com:office:office" xmlns:oel="http://schemas.microsoft.com/office/2019/extlst" xmlns:r="http://schemas.openxmlformats.org/officeDocument/2006/relationships" xmlns:m="http://schemas.openxmlformats.org/officeDocument/2006/math" xmlns:v="urn:schemas-microsoft-com:vml" xmlns:wp14="http://schemas.microsoft.com/office/word/2010/wordprocessingDrawing" xmlns:wp="http://schemas.openxmlformats.org/drawingml/2006/wordprocessingDrawing" xmlns:w10="urn:schemas-microsoft-com:office:word" xmlns:w="http://schemas.openxmlformats.org/wordprocessingml/2006/main" xmlns:w14="http://schemas.microsoft.com/office/word/2010/wordml" xmlns:w15="http://schemas.microsoft.com/office/word/2012/wordml" xmlns:w16cex="http://schemas.microsoft.com/office/word/2018/wordml/cex" xmlns:w16cid="http://schemas.microsoft.com/office/word/2016/wordml/cid" xmlns:w16="http://schemas.microsoft.com/office/word/2018/wordml" xmlns:w16sdtdh="http://schemas.microsoft.com/office/word/2020/wordml/sdtdatahash" xmlns:w16se="http://schemas.microsoft.com/office/word/2015/wordml/symex" xmlns:wpg="http://schemas.microsoft.com/office/word/2010/wordprocessingGroup" xmlns:wpi="http://schemas.microsoft.com/office/word/2010/wordprocessingInk" xmlns:wne="http://schemas.microsoft.com/office/word/2006/wordml" xmlns:wps="http://schemas.microsoft.com/office/word/2010/wordprocessingShape" mc:Ignorable="w14 w15 w16se w16cid w16 w16cex w16sdtdh wp14">
+<w:document xmlns:wpc="http://schemas.microsoft.com/office/word/2010/wordprocessingCanvas" xmlns:cx="http://schemas.microsoft.com/office/drawing/2014/chartex" xmlns:cx1="http://schemas.microsoft.com/office/drawing/2015/9/8/chartex" xmlns:cx2="http://schemas.microsoft.com/office/drawing/2015/10/21/chartex" xmlns:cx3="http://schemas.microsoft.com/office/drawing/2016/5/9/chartex" xmlns:cx4="http://schemas.microsoft.com/office/drawing/2016/5/10/chartex" xmlns:cx5="http://schemas.microsoft.com/office/drawing/2016/5/11/chartex" xmlns:cx6="http://schemas.microsoft.com/office/drawing/2016/5/12/chartex" xmlns:cx7="http://schemas.microsoft.com/office/drawing/2016/5/13/chartex" xmlns:cx8="http://schemas.microsoft.com/office/drawing/2016/5/14/chartex" xmlns:mc="http://schemas.openxmlformats.org/markup-compatibility/2006" xmlns:aink="http://schemas.microsoft.com/office/drawing/2016/ink" xmlns:am3d="http://schemas.microsoft.com/office/drawing/2017/model3d" xmlns:o="urn:schemas-microsoft-com:office:office" xmlns:oel="http://schemas.microsoft.com/office/2019/extlst" xmlns:r="http://schemas.openxmlformats.org/officeDocument/2006/relationships" xmlns:m="http://schemas.openxmlformats.org/officeDocument/2006/math" xmlns:v="urn:schemas-microsoft-com:vml" xmlns:wp14="http://schemas.microsoft.com/office/word/2010/wordprocessingDrawing" xmlns:wp="http://schemas.openxmlformats.org/drawingml/2006/wordprocessingDrawing" xmlns:w10="urn:schemas-microsoft-com:office:word" xmlns:w="http://schemas.openxmlformats.org/wordprocessingml/2006/main" xmlns:w14="http://schemas.microsoft.com/office/word/2010/wordml" xmlns:w15="http://schemas.microsoft.com/office/word/2012/wordml" xmlns:w16cex="http://schemas.microsoft.com/office/word/2018/wordml/cex" xmlns:w16cid="http://schemas.microsoft.com/office/word/2016/wordml/cid" xmlns:w16="http://schemas.microsoft.com/office/word/2018/wordml" xmlns:w16du="http://schemas.microsoft.com/office/word/2023/wordml/word16du" xmlns:w16sdtdh="http://schemas.microsoft.com/office/word/2020/wordml/sdtdatahash" xmlns:w16sdtfl="http://schemas.microsoft.com/office/word/2024/wordml/sdtformatlock" xmlns:w16se="http://schemas.microsoft.com/office/word/2015/wordml/symex" xmlns:wpg="http://schemas.microsoft.com/office/word/2010/wordprocessingGroup" xmlns:wpi="http://schemas.microsoft.com/office/word/2010/wordprocessingInk" xmlns:wne="http://schemas.microsoft.com/office/word/2006/wordml" xmlns:wps="http://schemas.microsoft.com/office/word/2010/wordprocessingShape" mc:Ignorable="w14 w15 w16se w16cid w16 w16cex w16sdtdh w16sdtfl w16du wp14">
   <w:body>
     <w:p>
       <w:pPr>
@@ -212,23 +212,13 @@
                 <w:szCs w:val="24"/>
               </w:rPr>
             </w:pPr>
-            <w:proofErr w:type="spellStart"/>
-            <w:r>
-              <w:rPr>
-                <w:rFonts w:ascii="Arial" w:hAnsi="Arial" w:cs="Arial"/>
-                <w:sz w:val="24"/>
-                <w:szCs w:val="24"/>
-              </w:rPr>
-              <w:t>Optiplex</w:t>
-            </w:r>
-            <w:proofErr w:type="spellEnd"/>
-            <w:r>
-              <w:rPr>
-                <w:rFonts w:ascii="Arial" w:hAnsi="Arial" w:cs="Arial"/>
-                <w:sz w:val="24"/>
-                <w:szCs w:val="24"/>
-              </w:rPr>
-              <w:t xml:space="preserve"> 980</w:t>
+            <w:r>
+              <w:rPr>
+                <w:rFonts w:ascii="Arial" w:hAnsi="Arial" w:cs="Arial"/>
+                <w:sz w:val="24"/>
+                <w:szCs w:val="24"/>
+              </w:rPr>
+              <w:t>Optiplex 980</w:t>
             </w:r>
           </w:p>
         </w:tc>
@@ -377,7 +367,6 @@
                 <w:szCs w:val="24"/>
               </w:rPr>
             </w:pPr>
-            <w:proofErr w:type="spellStart"/>
             <w:r>
               <w:rPr>
                 <w:rFonts w:ascii="Arial" w:hAnsi="Arial" w:cs="Arial"/>
@@ -386,7 +375,6 @@
               </w:rPr>
               <w:t>analista_demica</w:t>
             </w:r>
-            <w:proofErr w:type="spellEnd"/>
           </w:p>
         </w:tc>
       </w:tr>
@@ -583,18 +571,8 @@
                 <w:sz w:val="24"/>
                 <w:szCs w:val="24"/>
               </w:rPr>
-              <w:t xml:space="preserve">Memoria </w:t>
-            </w:r>
-            <w:proofErr w:type="spellStart"/>
-            <w:r>
-              <w:rPr>
-                <w:rFonts w:ascii="Arial" w:hAnsi="Arial" w:cs="Arial"/>
-                <w:sz w:val="24"/>
-                <w:szCs w:val="24"/>
-              </w:rPr>
-              <w:t>Ram</w:t>
-            </w:r>
-            <w:proofErr w:type="spellEnd"/>
+              <w:t>Memoria Ram</w:t>
+            </w:r>
           </w:p>
         </w:tc>
         <w:tc>
@@ -845,61 +823,41 @@
                 <w:szCs w:val="24"/>
                 <w:lang w:val="en-US"/>
               </w:rPr>
-              <w:t xml:space="preserve">477 GB SSD Dahua C800 </w:t>
-            </w:r>
-            <w:proofErr w:type="gramStart"/>
-            <w:r>
+              <w:t xml:space="preserve">477 GB SSD Dahua C800 2.5 inch SATA 512GB SSD </w:t>
+            </w:r>
+          </w:p>
+        </w:tc>
+      </w:tr>
+      <w:tr>
+        <w:tc>
+          <w:tcPr>
+            <w:tcW w:w="793" w:type="pct"/>
+            <w:vMerge/>
+          </w:tcPr>
+          <w:p>
+            <w:pPr>
               <w:rPr>
                 <w:rFonts w:ascii="Arial" w:hAnsi="Arial" w:cs="Arial"/>
                 <w:sz w:val="24"/>
                 <w:szCs w:val="24"/>
                 <w:lang w:val="en-US"/>
               </w:rPr>
-              <w:t>2.5 inch</w:t>
-            </w:r>
-            <w:proofErr w:type="gramEnd"/>
-            <w:r>
+            </w:pPr>
+          </w:p>
+        </w:tc>
+        <w:tc>
+          <w:tcPr>
+            <w:tcW w:w="817" w:type="pct"/>
+            <w:vMerge/>
+          </w:tcPr>
+          <w:p>
+            <w:pPr>
               <w:rPr>
                 <w:rFonts w:ascii="Arial" w:hAnsi="Arial" w:cs="Arial"/>
                 <w:sz w:val="24"/>
                 <w:szCs w:val="24"/>
                 <w:lang w:val="en-US"/>
               </w:rPr>
-              <w:t xml:space="preserve"> SATA 512GB SSD </w:t>
-            </w:r>
-          </w:p>
-        </w:tc>
-      </w:tr>
-      <w:tr>
-        <w:tc>
-          <w:tcPr>
-            <w:tcW w:w="793" w:type="pct"/>
-            <w:vMerge/>
-          </w:tcPr>
-          <w:p>
-            <w:pPr>
-              <w:rPr>
-                <w:rFonts w:ascii="Arial" w:hAnsi="Arial" w:cs="Arial"/>
-                <w:sz w:val="24"/>
-                <w:szCs w:val="24"/>
-                <w:lang w:val="en-US"/>
-              </w:rPr>
-            </w:pPr>
-          </w:p>
-        </w:tc>
-        <w:tc>
-          <w:tcPr>
-            <w:tcW w:w="817" w:type="pct"/>
-            <w:vMerge/>
-          </w:tcPr>
-          <w:p>
-            <w:pPr>
-              <w:rPr>
-                <w:rFonts w:ascii="Arial" w:hAnsi="Arial" w:cs="Arial"/>
-                <w:sz w:val="24"/>
-                <w:szCs w:val="24"/>
-                <w:lang w:val="en-US"/>
-              </w:rPr>
             </w:pPr>
           </w:p>
         </w:tc>
@@ -943,25 +901,7 @@
                 <w:sz w:val="24"/>
                 <w:szCs w:val="24"/>
               </w:rPr>
-              <w:t xml:space="preserve">Intel HD </w:t>
-            </w:r>
-            <w:proofErr w:type="spellStart"/>
-            <w:r>
-              <w:rPr>
-                <w:rFonts w:ascii="Arial" w:hAnsi="Arial" w:cs="Arial"/>
-                <w:sz w:val="24"/>
-                <w:szCs w:val="24"/>
-              </w:rPr>
-              <w:t>Graphics</w:t>
-            </w:r>
-            <w:proofErr w:type="spellEnd"/>
-            <w:r>
-              <w:rPr>
-                <w:rFonts w:ascii="Arial" w:hAnsi="Arial" w:cs="Arial"/>
-                <w:sz w:val="24"/>
-                <w:szCs w:val="24"/>
-              </w:rPr>
-              <w:t xml:space="preserve"> 64</w:t>
+              <w:t>Intel HD Graphics 64</w:t>
             </w:r>
           </w:p>
         </w:tc>
@@ -2421,23 +2361,13 @@
                 <w:szCs w:val="24"/>
               </w:rPr>
             </w:pPr>
-            <w:proofErr w:type="spellStart"/>
-            <w:r>
-              <w:rPr>
-                <w:rFonts w:ascii="Arial" w:hAnsi="Arial" w:cs="Arial"/>
-                <w:sz w:val="24"/>
-                <w:szCs w:val="24"/>
-              </w:rPr>
-              <w:t>ProDesk</w:t>
-            </w:r>
-            <w:proofErr w:type="spellEnd"/>
-            <w:r>
-              <w:rPr>
-                <w:rFonts w:ascii="Arial" w:hAnsi="Arial" w:cs="Arial"/>
-                <w:sz w:val="24"/>
-                <w:szCs w:val="24"/>
-              </w:rPr>
-              <w:t xml:space="preserve"> 600 G4</w:t>
+            <w:r>
+              <w:rPr>
+                <w:rFonts w:ascii="Arial" w:hAnsi="Arial" w:cs="Arial"/>
+                <w:sz w:val="24"/>
+                <w:szCs w:val="24"/>
+              </w:rPr>
+              <w:t>ProDesk 600 G4</w:t>
             </w:r>
             <w:r>
               <w:rPr>
@@ -2814,18 +2744,8 @@
                 <w:sz w:val="24"/>
                 <w:szCs w:val="24"/>
               </w:rPr>
-              <w:t xml:space="preserve">Memoria </w:t>
-            </w:r>
-            <w:proofErr w:type="spellStart"/>
-            <w:r>
-              <w:rPr>
-                <w:rFonts w:ascii="Arial" w:hAnsi="Arial" w:cs="Arial"/>
-                <w:sz w:val="24"/>
-                <w:szCs w:val="24"/>
-              </w:rPr>
-              <w:t>Ram</w:t>
-            </w:r>
-            <w:proofErr w:type="spellEnd"/>
+              <w:t>Memoria Ram</w:t>
+            </w:r>
           </w:p>
         </w:tc>
         <w:tc>
@@ -3076,61 +2996,41 @@
                 <w:szCs w:val="24"/>
                 <w:lang w:val="en-US"/>
               </w:rPr>
-              <w:t xml:space="preserve">477 GB SSD Dahua C800 </w:t>
-            </w:r>
-            <w:proofErr w:type="gramStart"/>
-            <w:r>
+              <w:t>477 GB SSD Dahua C800 2.5 inch SATA 512GB SSD</w:t>
+            </w:r>
+          </w:p>
+        </w:tc>
+      </w:tr>
+      <w:tr>
+        <w:tc>
+          <w:tcPr>
+            <w:tcW w:w="873" w:type="pct"/>
+            <w:vMerge/>
+          </w:tcPr>
+          <w:p>
+            <w:pPr>
               <w:rPr>
                 <w:rFonts w:ascii="Arial" w:hAnsi="Arial" w:cs="Arial"/>
                 <w:sz w:val="24"/>
                 <w:szCs w:val="24"/>
                 <w:lang w:val="en-US"/>
               </w:rPr>
-              <w:t>2.5 inch</w:t>
-            </w:r>
-            <w:proofErr w:type="gramEnd"/>
-            <w:r>
+            </w:pPr>
+          </w:p>
+        </w:tc>
+        <w:tc>
+          <w:tcPr>
+            <w:tcW w:w="817" w:type="pct"/>
+            <w:vMerge/>
+          </w:tcPr>
+          <w:p>
+            <w:pPr>
               <w:rPr>
                 <w:rFonts w:ascii="Arial" w:hAnsi="Arial" w:cs="Arial"/>
                 <w:sz w:val="24"/>
                 <w:szCs w:val="24"/>
                 <w:lang w:val="en-US"/>
               </w:rPr>
-              <w:t xml:space="preserve"> SATA 512GB SSD</w:t>
-            </w:r>
-          </w:p>
-        </w:tc>
-      </w:tr>
-      <w:tr>
-        <w:tc>
-          <w:tcPr>
-            <w:tcW w:w="873" w:type="pct"/>
-            <w:vMerge/>
-          </w:tcPr>
-          <w:p>
-            <w:pPr>
-              <w:rPr>
-                <w:rFonts w:ascii="Arial" w:hAnsi="Arial" w:cs="Arial"/>
-                <w:sz w:val="24"/>
-                <w:szCs w:val="24"/>
-                <w:lang w:val="en-US"/>
-              </w:rPr>
-            </w:pPr>
-          </w:p>
-        </w:tc>
-        <w:tc>
-          <w:tcPr>
-            <w:tcW w:w="817" w:type="pct"/>
-            <w:vMerge/>
-          </w:tcPr>
-          <w:p>
-            <w:pPr>
-              <w:rPr>
-                <w:rFonts w:ascii="Arial" w:hAnsi="Arial" w:cs="Arial"/>
-                <w:sz w:val="24"/>
-                <w:szCs w:val="24"/>
-                <w:lang w:val="en-US"/>
-              </w:rPr>
             </w:pPr>
           </w:p>
         </w:tc>
@@ -3174,25 +3074,7 @@
                 <w:sz w:val="24"/>
                 <w:szCs w:val="24"/>
               </w:rPr>
-              <w:t xml:space="preserve">Intel UHD </w:t>
-            </w:r>
-            <w:proofErr w:type="spellStart"/>
-            <w:r>
-              <w:rPr>
-                <w:rFonts w:ascii="Arial" w:hAnsi="Arial" w:cs="Arial"/>
-                <w:sz w:val="24"/>
-                <w:szCs w:val="24"/>
-              </w:rPr>
-              <w:t>Graphics</w:t>
-            </w:r>
-            <w:proofErr w:type="spellEnd"/>
-            <w:r>
-              <w:rPr>
-                <w:rFonts w:ascii="Arial" w:hAnsi="Arial" w:cs="Arial"/>
-                <w:sz w:val="24"/>
-                <w:szCs w:val="24"/>
-              </w:rPr>
-              <w:t xml:space="preserve"> 630 (128MB)</w:t>
+              <w:t>Intel UHD Graphics 630 (128MB)</w:t>
             </w:r>
           </w:p>
         </w:tc>
@@ -4592,7 +4474,6 @@
                 <w:szCs w:val="24"/>
               </w:rPr>
             </w:pPr>
-            <w:proofErr w:type="spellStart"/>
             <w:r>
               <w:rPr>
                 <w:rFonts w:ascii="Arial" w:hAnsi="Arial" w:cs="Arial"/>
@@ -4601,7 +4482,6 @@
               </w:rPr>
               <w:t>Bytespeed</w:t>
             </w:r>
-            <w:proofErr w:type="spellEnd"/>
           </w:p>
         </w:tc>
       </w:tr>
@@ -4672,23 +4552,13 @@
                 <w:szCs w:val="24"/>
               </w:rPr>
             </w:pPr>
-            <w:proofErr w:type="spellStart"/>
-            <w:r>
-              <w:rPr>
-                <w:rFonts w:ascii="Arial" w:hAnsi="Arial" w:cs="Arial"/>
-                <w:sz w:val="24"/>
-                <w:szCs w:val="24"/>
-              </w:rPr>
-              <w:t>Value</w:t>
-            </w:r>
-            <w:proofErr w:type="spellEnd"/>
-            <w:r>
-              <w:rPr>
-                <w:rFonts w:ascii="Arial" w:hAnsi="Arial" w:cs="Arial"/>
-                <w:sz w:val="24"/>
-                <w:szCs w:val="24"/>
-              </w:rPr>
-              <w:t xml:space="preserve"> H310M</w:t>
+            <w:r>
+              <w:rPr>
+                <w:rFonts w:ascii="Arial" w:hAnsi="Arial" w:cs="Arial"/>
+                <w:sz w:val="24"/>
+                <w:szCs w:val="24"/>
+              </w:rPr>
+              <w:t>Value H310M</w:t>
             </w:r>
           </w:p>
         </w:tc>
@@ -5049,18 +4919,8 @@
                 <w:sz w:val="24"/>
                 <w:szCs w:val="24"/>
               </w:rPr>
-              <w:t xml:space="preserve">Memoria </w:t>
-            </w:r>
-            <w:proofErr w:type="spellStart"/>
-            <w:r>
-              <w:rPr>
-                <w:rFonts w:ascii="Arial" w:hAnsi="Arial" w:cs="Arial"/>
-                <w:sz w:val="24"/>
-                <w:szCs w:val="24"/>
-              </w:rPr>
-              <w:t>Ram</w:t>
-            </w:r>
-            <w:proofErr w:type="spellEnd"/>
+              <w:t>Memoria Ram</w:t>
+            </w:r>
           </w:p>
         </w:tc>
         <w:tc>
@@ -5387,25 +5247,7 @@
                 <w:sz w:val="24"/>
                 <w:szCs w:val="24"/>
               </w:rPr>
-              <w:t xml:space="preserve">Intel UHD </w:t>
-            </w:r>
-            <w:proofErr w:type="spellStart"/>
-            <w:r>
-              <w:rPr>
-                <w:rFonts w:ascii="Arial" w:hAnsi="Arial" w:cs="Arial"/>
-                <w:sz w:val="24"/>
-                <w:szCs w:val="24"/>
-              </w:rPr>
-              <w:t>Graphics</w:t>
-            </w:r>
-            <w:proofErr w:type="spellEnd"/>
-            <w:r>
-              <w:rPr>
-                <w:rFonts w:ascii="Arial" w:hAnsi="Arial" w:cs="Arial"/>
-                <w:sz w:val="24"/>
-                <w:szCs w:val="24"/>
-              </w:rPr>
-              <w:t xml:space="preserve"> 630</w:t>
+              <w:t>Intel UHD Graphics 630</w:t>
             </w:r>
           </w:p>
         </w:tc>
@@ -5633,15 +5475,7 @@
                 <w:sz w:val="24"/>
                 <w:szCs w:val="24"/>
               </w:rPr>
-              <w:t>VGA, SERIE,</w:t>
-            </w:r>
-            <w:r>
-              <w:rPr>
-                <w:rFonts w:ascii="Arial" w:hAnsi="Arial" w:cs="Arial"/>
-                <w:sz w:val="24"/>
-                <w:szCs w:val="24"/>
-              </w:rPr>
-              <w:t xml:space="preserve"> DVI-D</w:t>
+              <w:t>VGA, SERIE, DVI-D</w:t>
             </w:r>
           </w:p>
         </w:tc>
@@ -6527,7 +6361,6 @@
                 <w:szCs w:val="24"/>
               </w:rPr>
             </w:pPr>
-            <w:proofErr w:type="spellStart"/>
             <w:r>
               <w:rPr>
                 <w:rFonts w:ascii="Arial" w:hAnsi="Arial" w:cs="Arial"/>
@@ -6536,7 +6369,6 @@
               </w:rPr>
               <w:t>Beckplay</w:t>
             </w:r>
-            <w:proofErr w:type="spellEnd"/>
           </w:p>
         </w:tc>
       </w:tr>
@@ -6903,23 +6735,13 @@
                 <w:szCs w:val="24"/>
               </w:rPr>
             </w:pPr>
-            <w:proofErr w:type="spellStart"/>
-            <w:r>
-              <w:rPr>
-                <w:rFonts w:ascii="Arial" w:hAnsi="Arial" w:cs="Arial"/>
-                <w:sz w:val="24"/>
-                <w:szCs w:val="24"/>
-              </w:rPr>
-              <w:t>OptiPlex</w:t>
-            </w:r>
-            <w:proofErr w:type="spellEnd"/>
-            <w:r>
-              <w:rPr>
-                <w:rFonts w:ascii="Arial" w:hAnsi="Arial" w:cs="Arial"/>
-                <w:sz w:val="24"/>
-                <w:szCs w:val="24"/>
-              </w:rPr>
-              <w:t xml:space="preserve"> 7010</w:t>
+            <w:r>
+              <w:rPr>
+                <w:rFonts w:ascii="Arial" w:hAnsi="Arial" w:cs="Arial"/>
+                <w:sz w:val="24"/>
+                <w:szCs w:val="24"/>
+              </w:rPr>
+              <w:t>OptiPlex 7010</w:t>
             </w:r>
           </w:p>
         </w:tc>
@@ -7280,18 +7102,8 @@
                 <w:sz w:val="24"/>
                 <w:szCs w:val="24"/>
               </w:rPr>
-              <w:t xml:space="preserve">Memoria </w:t>
-            </w:r>
-            <w:proofErr w:type="spellStart"/>
-            <w:r>
-              <w:rPr>
-                <w:rFonts w:ascii="Arial" w:hAnsi="Arial" w:cs="Arial"/>
-                <w:sz w:val="24"/>
-                <w:szCs w:val="24"/>
-              </w:rPr>
-              <w:t>Ram</w:t>
-            </w:r>
-            <w:proofErr w:type="spellEnd"/>
+              <w:t>Memoria Ram</w:t>
+            </w:r>
           </w:p>
         </w:tc>
         <w:tc>
@@ -7540,18 +7352,8 @@
                 <w:sz w:val="24"/>
                 <w:szCs w:val="24"/>
               </w:rPr>
-              <w:t xml:space="preserve">238 GB SSD </w:t>
-            </w:r>
-            <w:proofErr w:type="spellStart"/>
-            <w:r>
-              <w:rPr>
-                <w:rFonts w:ascii="Arial" w:hAnsi="Arial" w:cs="Arial"/>
-                <w:sz w:val="24"/>
-                <w:szCs w:val="24"/>
-              </w:rPr>
-              <w:t>KingFast</w:t>
-            </w:r>
-            <w:proofErr w:type="spellEnd"/>
+              <w:t>238 GB SSD KingFast</w:t>
+            </w:r>
           </w:p>
         </w:tc>
       </w:tr>
@@ -7628,25 +7430,7 @@
                 <w:sz w:val="24"/>
                 <w:szCs w:val="24"/>
               </w:rPr>
-              <w:t xml:space="preserve">Intel HD </w:t>
-            </w:r>
-            <w:proofErr w:type="spellStart"/>
-            <w:r>
-              <w:rPr>
-                <w:rFonts w:ascii="Arial" w:hAnsi="Arial" w:cs="Arial"/>
-                <w:sz w:val="24"/>
-                <w:szCs w:val="24"/>
-              </w:rPr>
-              <w:t>Graphics</w:t>
-            </w:r>
-            <w:proofErr w:type="spellEnd"/>
-            <w:r>
-              <w:rPr>
-                <w:rFonts w:ascii="Arial" w:hAnsi="Arial" w:cs="Arial"/>
-                <w:sz w:val="24"/>
-                <w:szCs w:val="24"/>
-              </w:rPr>
-              <w:t xml:space="preserve"> 4000</w:t>
+              <w:t>Intel HD Graphics 4000</w:t>
             </w:r>
           </w:p>
         </w:tc>
@@ -8598,7 +8382,6 @@
                 <w:szCs w:val="24"/>
               </w:rPr>
             </w:pPr>
-            <w:proofErr w:type="spellStart"/>
             <w:r>
               <w:rPr>
                 <w:rFonts w:ascii="Arial" w:hAnsi="Arial" w:cs="Arial"/>
@@ -8607,7 +8390,6 @@
               </w:rPr>
               <w:t>Beckplay</w:t>
             </w:r>
-            <w:proofErr w:type="spellEnd"/>
           </w:p>
         </w:tc>
       </w:tr>
@@ -9057,23 +8839,13 @@
                 <w:szCs w:val="24"/>
               </w:rPr>
             </w:pPr>
-            <w:proofErr w:type="spellStart"/>
-            <w:r>
-              <w:rPr>
-                <w:rFonts w:ascii="Arial" w:hAnsi="Arial" w:cs="Arial"/>
-                <w:sz w:val="24"/>
-                <w:szCs w:val="24"/>
-              </w:rPr>
-              <w:t>Vostro</w:t>
-            </w:r>
-            <w:proofErr w:type="spellEnd"/>
-            <w:r>
-              <w:rPr>
-                <w:rFonts w:ascii="Arial" w:hAnsi="Arial" w:cs="Arial"/>
-                <w:sz w:val="24"/>
-                <w:szCs w:val="24"/>
-              </w:rPr>
-              <w:t xml:space="preserve"> 388</w:t>
+            <w:r>
+              <w:rPr>
+                <w:rFonts w:ascii="Arial" w:hAnsi="Arial" w:cs="Arial"/>
+                <w:sz w:val="24"/>
+                <w:szCs w:val="24"/>
+              </w:rPr>
+              <w:t>Vostro 388</w:t>
             </w:r>
           </w:p>
         </w:tc>
@@ -9418,18 +9190,8 @@
                 <w:sz w:val="24"/>
                 <w:szCs w:val="24"/>
               </w:rPr>
-              <w:t xml:space="preserve">Memoria </w:t>
-            </w:r>
-            <w:proofErr w:type="spellStart"/>
-            <w:r>
-              <w:rPr>
-                <w:rFonts w:ascii="Arial" w:hAnsi="Arial" w:cs="Arial"/>
-                <w:sz w:val="24"/>
-                <w:szCs w:val="24"/>
-              </w:rPr>
-              <w:t>Ram</w:t>
-            </w:r>
-            <w:proofErr w:type="spellEnd"/>
+              <w:t>Memoria Ram</w:t>
+            </w:r>
           </w:p>
         </w:tc>
         <w:tc>
@@ -9756,25 +9518,7 @@
                 <w:sz w:val="24"/>
                 <w:szCs w:val="24"/>
               </w:rPr>
-              <w:t xml:space="preserve">Intel UHD </w:t>
-            </w:r>
-            <w:proofErr w:type="spellStart"/>
-            <w:r>
-              <w:rPr>
-                <w:rFonts w:ascii="Arial" w:hAnsi="Arial" w:cs="Arial"/>
-                <w:sz w:val="24"/>
-                <w:szCs w:val="24"/>
-              </w:rPr>
-              <w:t>Graphics</w:t>
-            </w:r>
-            <w:proofErr w:type="spellEnd"/>
-            <w:r>
-              <w:rPr>
-                <w:rFonts w:ascii="Arial" w:hAnsi="Arial" w:cs="Arial"/>
-                <w:sz w:val="24"/>
-                <w:szCs w:val="24"/>
-              </w:rPr>
-              <w:t xml:space="preserve"> 630</w:t>
+              <w:t>Intel UHD Graphics 630</w:t>
             </w:r>
           </w:p>
         </w:tc>
@@ -11126,7 +10870,6 @@
                 <w:szCs w:val="24"/>
               </w:rPr>
             </w:pPr>
-            <w:proofErr w:type="spellStart"/>
             <w:r>
               <w:rPr>
                 <w:rFonts w:ascii="Arial" w:hAnsi="Arial" w:cs="Arial"/>
@@ -11135,7 +10878,6 @@
               </w:rPr>
               <w:t>Mercusys</w:t>
             </w:r>
-            <w:proofErr w:type="spellEnd"/>
           </w:p>
         </w:tc>
       </w:tr>
@@ -11440,23 +11182,13 @@
                 <w:szCs w:val="24"/>
               </w:rPr>
             </w:pPr>
-            <w:proofErr w:type="spellStart"/>
-            <w:r>
-              <w:rPr>
-                <w:rFonts w:ascii="Arial" w:hAnsi="Arial" w:cs="Arial"/>
-                <w:sz w:val="24"/>
-                <w:szCs w:val="24"/>
-              </w:rPr>
-              <w:t>tp</w:t>
-            </w:r>
-            <w:proofErr w:type="spellEnd"/>
-            <w:r>
-              <w:rPr>
-                <w:rFonts w:ascii="Arial" w:hAnsi="Arial" w:cs="Arial"/>
-                <w:sz w:val="24"/>
-                <w:szCs w:val="24"/>
-              </w:rPr>
-              <w:t>-link</w:t>
+            <w:r>
+              <w:rPr>
+                <w:rFonts w:ascii="Arial" w:hAnsi="Arial" w:cs="Arial"/>
+                <w:sz w:val="24"/>
+                <w:szCs w:val="24"/>
+              </w:rPr>
+              <w:t>tp-link</w:t>
             </w:r>
           </w:p>
         </w:tc>
@@ -11892,23 +11624,13 @@
                 <w:szCs w:val="24"/>
               </w:rPr>
             </w:pPr>
-            <w:proofErr w:type="spellStart"/>
-            <w:r>
-              <w:rPr>
-                <w:rFonts w:ascii="Arial" w:hAnsi="Arial" w:cs="Arial"/>
-                <w:sz w:val="24"/>
-                <w:szCs w:val="24"/>
-              </w:rPr>
-              <w:t>Optiplex</w:t>
-            </w:r>
-            <w:proofErr w:type="spellEnd"/>
-            <w:r>
-              <w:rPr>
-                <w:rFonts w:ascii="Arial" w:hAnsi="Arial" w:cs="Arial"/>
-                <w:sz w:val="24"/>
-                <w:szCs w:val="24"/>
-              </w:rPr>
-              <w:t xml:space="preserve"> 5060</w:t>
+            <w:r>
+              <w:rPr>
+                <w:rFonts w:ascii="Arial" w:hAnsi="Arial" w:cs="Arial"/>
+                <w:sz w:val="24"/>
+                <w:szCs w:val="24"/>
+              </w:rPr>
+              <w:t>Optiplex 5060</w:t>
             </w:r>
           </w:p>
         </w:tc>
@@ -12261,18 +11983,8 @@
                 <w:sz w:val="24"/>
                 <w:szCs w:val="24"/>
               </w:rPr>
-              <w:t xml:space="preserve">Memoria </w:t>
-            </w:r>
-            <w:proofErr w:type="spellStart"/>
-            <w:r>
-              <w:rPr>
-                <w:rFonts w:ascii="Arial" w:hAnsi="Arial" w:cs="Arial"/>
-                <w:sz w:val="24"/>
-                <w:szCs w:val="24"/>
-              </w:rPr>
-              <w:t>Ram</w:t>
-            </w:r>
-            <w:proofErr w:type="spellEnd"/>
+              <w:t>Memoria Ram</w:t>
+            </w:r>
           </w:p>
         </w:tc>
         <w:tc>
@@ -12615,25 +12327,7 @@
                 <w:sz w:val="24"/>
                 <w:szCs w:val="24"/>
               </w:rPr>
-              <w:t xml:space="preserve">Intel UHD </w:t>
-            </w:r>
-            <w:proofErr w:type="spellStart"/>
-            <w:r>
-              <w:rPr>
-                <w:rFonts w:ascii="Arial" w:hAnsi="Arial" w:cs="Arial"/>
-                <w:sz w:val="24"/>
-                <w:szCs w:val="24"/>
-              </w:rPr>
-              <w:t>Graphics</w:t>
-            </w:r>
-            <w:proofErr w:type="spellEnd"/>
-            <w:r>
-              <w:rPr>
-                <w:rFonts w:ascii="Arial" w:hAnsi="Arial" w:cs="Arial"/>
-                <w:sz w:val="24"/>
-                <w:szCs w:val="24"/>
-              </w:rPr>
-              <w:t xml:space="preserve"> 630</w:t>
+              <w:t>Intel UHD Graphics 630</w:t>
             </w:r>
           </w:p>
         </w:tc>
@@ -12941,7 +12635,6 @@
                 <w:szCs w:val="24"/>
               </w:rPr>
             </w:pPr>
-            <w:proofErr w:type="spellStart"/>
             <w:r>
               <w:rPr>
                 <w:rFonts w:ascii="Arial" w:hAnsi="Arial" w:cs="Arial"/>
@@ -12950,7 +12643,6 @@
               </w:rPr>
               <w:t>BegProd</w:t>
             </w:r>
-            <w:proofErr w:type="spellEnd"/>
           </w:p>
         </w:tc>
       </w:tr>
@@ -13947,23 +13639,13 @@
                 <w:szCs w:val="24"/>
               </w:rPr>
             </w:pPr>
-            <w:proofErr w:type="spellStart"/>
-            <w:r>
-              <w:rPr>
-                <w:rFonts w:ascii="Arial" w:hAnsi="Arial" w:cs="Arial"/>
-                <w:sz w:val="24"/>
-                <w:szCs w:val="24"/>
-              </w:rPr>
-              <w:t>Ecosys</w:t>
-            </w:r>
-            <w:proofErr w:type="spellEnd"/>
-            <w:r>
-              <w:rPr>
-                <w:rFonts w:ascii="Arial" w:hAnsi="Arial" w:cs="Arial"/>
-                <w:sz w:val="24"/>
-                <w:szCs w:val="24"/>
-              </w:rPr>
-              <w:t xml:space="preserve"> </w:t>
+            <w:r>
+              <w:rPr>
+                <w:rFonts w:ascii="Arial" w:hAnsi="Arial" w:cs="Arial"/>
+                <w:sz w:val="24"/>
+                <w:szCs w:val="24"/>
+              </w:rPr>
+              <w:t xml:space="preserve">Ecosys </w:t>
             </w:r>
           </w:p>
         </w:tc>
@@ -14035,6 +13717,14 @@
                 <w:szCs w:val="24"/>
               </w:rPr>
             </w:pPr>
+            <w:r>
+              <w:rPr>
+                <w:rFonts w:ascii="Arial" w:hAnsi="Arial" w:cs="Arial"/>
+                <w:sz w:val="24"/>
+                <w:szCs w:val="24"/>
+              </w:rPr>
+              <w:t>FS-4020DN</w:t>
+            </w:r>
           </w:p>
         </w:tc>
       </w:tr>
@@ -14111,6 +13801,14 @@
                 <w:szCs w:val="24"/>
               </w:rPr>
             </w:pPr>
+            <w:r>
+              <w:rPr>
+                <w:rFonts w:ascii="Arial" w:hAnsi="Arial" w:cs="Arial"/>
+                <w:sz w:val="24"/>
+                <w:szCs w:val="24"/>
+              </w:rPr>
+              <w:t>XVK9203741</w:t>
+            </w:r>
           </w:p>
         </w:tc>
       </w:tr>
@@ -14318,6 +14016,14 @@
                 <w:szCs w:val="24"/>
               </w:rPr>
             </w:pPr>
+            <w:r>
+              <w:rPr>
+                <w:rFonts w:ascii="Arial" w:hAnsi="Arial" w:cs="Arial"/>
+                <w:sz w:val="24"/>
+                <w:szCs w:val="24"/>
+              </w:rPr>
+              <w:t>Ethernet, USB</w:t>
+            </w:r>
           </w:p>
         </w:tc>
       </w:tr>
@@ -14396,6 +14102,14 @@
                 <w:szCs w:val="24"/>
               </w:rPr>
             </w:pPr>
+            <w:r>
+              <w:rPr>
+                <w:rFonts w:ascii="Arial" w:hAnsi="Arial" w:cs="Arial"/>
+                <w:sz w:val="24"/>
+                <w:szCs w:val="24"/>
+              </w:rPr>
+              <w:t>HP</w:t>
+            </w:r>
           </w:p>
         </w:tc>
       </w:tr>
@@ -14466,6 +14180,14 @@
                 <w:szCs w:val="24"/>
               </w:rPr>
             </w:pPr>
+            <w:r>
+              <w:rPr>
+                <w:rFonts w:ascii="Arial" w:hAnsi="Arial" w:cs="Arial"/>
+                <w:sz w:val="24"/>
+                <w:szCs w:val="24"/>
+              </w:rPr>
+              <w:t>LaserJet Enterprise M406k</w:t>
+            </w:r>
           </w:p>
         </w:tc>
       </w:tr>
@@ -14544,6 +14266,14 @@
                 <w:szCs w:val="24"/>
               </w:rPr>
             </w:pPr>
+            <w:r>
+              <w:rPr>
+                <w:rFonts w:ascii="Arial" w:hAnsi="Arial" w:cs="Arial"/>
+                <w:sz w:val="24"/>
+                <w:szCs w:val="24"/>
+              </w:rPr>
+              <w:t>PHBBG07861</w:t>
+            </w:r>
           </w:p>
         </w:tc>
       </w:tr>
@@ -14757,6 +14487,14 @@
                 <w:szCs w:val="24"/>
               </w:rPr>
             </w:pPr>
+            <w:r>
+              <w:rPr>
+                <w:rFonts w:ascii="Arial" w:hAnsi="Arial" w:cs="Arial"/>
+                <w:sz w:val="24"/>
+                <w:szCs w:val="24"/>
+              </w:rPr>
+              <w:t>ETHERNET, 3 USB</w:t>
+            </w:r>
           </w:p>
         </w:tc>
       </w:tr>
@@ -15289,18 +15027,8 @@
                 <w:sz w:val="24"/>
                 <w:szCs w:val="24"/>
               </w:rPr>
-              <w:t xml:space="preserve">Memoria </w:t>
-            </w:r>
-            <w:proofErr w:type="spellStart"/>
-            <w:r>
-              <w:rPr>
-                <w:rFonts w:ascii="Arial" w:hAnsi="Arial" w:cs="Arial"/>
-                <w:sz w:val="24"/>
-                <w:szCs w:val="24"/>
-              </w:rPr>
-              <w:t>Ram</w:t>
-            </w:r>
-            <w:proofErr w:type="spellEnd"/>
+              <w:t>Memoria Ram</w:t>
+            </w:r>
           </w:p>
         </w:tc>
         <w:tc>
@@ -16138,7 +15866,7 @@
 </file>
 
 <file path=word/styles.xml><?xml version="1.0" encoding="utf-8"?>
-<w:styles xmlns:mc="http://schemas.openxmlformats.org/markup-compatibility/2006" xmlns:r="http://schemas.openxmlformats.org/officeDocument/2006/relationships" xmlns:w="http://schemas.openxmlformats.org/wordprocessingml/2006/main" xmlns:w14="http://schemas.microsoft.com/office/word/2010/wordml" xmlns:w15="http://schemas.microsoft.com/office/word/2012/wordml" xmlns:w16cex="http://schemas.microsoft.com/office/word/2018/wordml/cex" xmlns:w16cid="http://schemas.microsoft.com/office/word/2016/wordml/cid" xmlns:w16="http://schemas.microsoft.com/office/word/2018/wordml" xmlns:w16sdtdh="http://schemas.microsoft.com/office/word/2020/wordml/sdtdatahash" xmlns:w16se="http://schemas.microsoft.com/office/word/2015/wordml/symex" mc:Ignorable="w14 w15 w16se w16cid w16 w16cex w16sdtdh">
+<w:styles xmlns:mc="http://schemas.openxmlformats.org/markup-compatibility/2006" xmlns:r="http://schemas.openxmlformats.org/officeDocument/2006/relationships" xmlns:w="http://schemas.openxmlformats.org/wordprocessingml/2006/main" xmlns:w14="http://schemas.microsoft.com/office/word/2010/wordml" xmlns:w15="http://schemas.microsoft.com/office/word/2012/wordml" xmlns:w16cex="http://schemas.microsoft.com/office/word/2018/wordml/cex" xmlns:w16cid="http://schemas.microsoft.com/office/word/2016/wordml/cid" xmlns:w16="http://schemas.microsoft.com/office/word/2018/wordml" xmlns:w16du="http://schemas.microsoft.com/office/word/2023/wordml/word16du" xmlns:w16sdtdh="http://schemas.microsoft.com/office/word/2020/wordml/sdtdatahash" xmlns:w16sdtfl="http://schemas.microsoft.com/office/word/2024/wordml/sdtformatlock" xmlns:w16se="http://schemas.microsoft.com/office/word/2015/wordml/symex" mc:Ignorable="w14 w15 w16se w16cid w16 w16cex w16sdtdh w16sdtfl w16du">
   <w:docDefaults>
     <w:rPrDefault>
       <w:rPr>
